--- a/TARGET_ACTION_DATES_DETAIL_thru_JAN_2027.docx
+++ b/TARGET_ACTION_DATES_DETAIL_thru_JAN_2027.docx
@@ -176,7 +176,7 @@
                 <w:sz w:val="18"/>
                 <w:szCs w:val="18"/>
               </w:rPr>
-              <w:t>09/07/2026</w:t>
+              <w:t>09/08/2026</w:t>
             </w:r>
           </w:p>
         </w:tc>
@@ -1880,8 +1880,7 @@
                 <w:sz w:val="18"/>
                 <w:szCs w:val="18"/>
               </w:rPr>
-              <w:lastRenderedPageBreak/>
-              <w:t>11/07/2026</w:t>
+              <w:t>11/09/2026</w:t>
             </w:r>
           </w:p>
         </w:tc>
